--- a/data/email_samples/sdr_medium.docx
+++ b/data/email_samples/sdr_medium.docx
@@ -4,12 +4,12 @@
   <w:body>
     <w:p>
       <w:r>
-        <w:t xml:space="preserve">CASEY HUGHES</w:t>
-      </w:r>
-    </w:p>
-    <w:p>
-      <w:r>
-        <w:t xml:space="preserve">casey.hughes@example.test | +1-555-0140 | Pinecrest</w:t>
+        <w:t xml:space="preserve">WANJIRU OKAFOR</w:t>
+      </w:r>
+    </w:p>
+    <w:p>
+      <w:r>
+        <w:t xml:space="preserve">wanjiru.okafor@example.test | +1-555-0128 | Fairmont</w:t>
       </w:r>
     </w:p>
     <w:p>
@@ -39,17 +39,32 @@
     </w:p>
     <w:p>
       <w:r>
-        <w:t xml:space="preserve">Outbound Call Agent, Brightpath CRM (2024–present)</w:t>
-      </w:r>
-    </w:p>
-    <w:p>
-      <w:r>
-        <w:t xml:space="preserve">- Followed up with inbound leads by email and phone.</w:t>
-      </w:r>
-    </w:p>
-    <w:p>
-      <w:r>
-        <w:t xml:space="preserve">- Tracked leads and calls in HubSpot.</w:t>
+        <w:t xml:space="preserve">Telemarketing Agent, CloudKettle (2025–present)</w:t>
+      </w:r>
+    </w:p>
+    <w:p>
+      <w:r>
+        <w:t xml:space="preserve">- Made about 53 outbound calls a day to small businesses to book demos for 3 account managers.</w:t>
+      </w:r>
+    </w:p>
+    <w:p>
+      <w:r>
+        <w:t xml:space="preserve">- Booked about 7 meetings a month and hit the monthly target in 6 of 10 months.</w:t>
+      </w:r>
+    </w:p>
+    <w:p>
+      <w:r>
+        <w:t xml:space="preserve">- Logged calls, follow-ups and lead notes in Pipedrive every day.</w:t>
+      </w:r>
+    </w:p>
+    <w:p>
+      <w:r>
+        <w:t xml:space="preserve">- Used a simple script to answer common objections about price and contract length.</w:t>
+      </w:r>
+    </w:p>
+    <w:p>
+      <w:r>
+        <w:t xml:space="preserve">- Called mostly dental and clinic managers in the local area.</w:t>
       </w:r>
     </w:p>
     <w:p>
@@ -59,17 +74,17 @@
     </w:p>
     <w:p>
       <w:r>
-        <w:t xml:space="preserve">Data Entry Clerk, Pioneer Records (2023–2024)</w:t>
-      </w:r>
-    </w:p>
-    <w:p>
-      <w:r>
-        <w:t xml:space="preserve">- Entered and checked 500+ records a day with high accuracy.</w:t>
-      </w:r>
-    </w:p>
-    <w:p>
-      <w:r>
-        <w:t xml:space="preserve">- Scanned and filed paper documents.</w:t>
+        <w:t xml:space="preserve">Assembly Technician, Vector Components (2024–2025)</w:t>
+      </w:r>
+    </w:p>
+    <w:p>
+      <w:r>
+        <w:t xml:space="preserve">- Assembled circuit boards following technical drawings.</w:t>
+      </w:r>
+    </w:p>
+    <w:p>
+      <w:r>
+        <w:t xml:space="preserve">- Ran quality checks and logged defects.</w:t>
       </w:r>
     </w:p>
     <w:p>
@@ -99,7 +114,7 @@
     </w:p>
     <w:p>
       <w:r>
-        <w:t xml:space="preserve">English, French</w:t>
+        <w:t xml:space="preserve">English</w:t>
       </w:r>
     </w:p>
     <w:p>
@@ -114,7 +129,7 @@
     </w:p>
     <w:p>
       <w:r>
-        <w:t xml:space="preserve">BSc in Psychology</w:t>
+        <w:t xml:space="preserve">Associate degree in Business</w:t>
       </w:r>
     </w:p>
     <w:p>

--- a/data/email_samples/sdr_medium.docx
+++ b/data/email_samples/sdr_medium.docx
@@ -4,12 +4,12 @@
   <w:body>
     <w:p>
       <w:r>
-        <w:t xml:space="preserve">WANJIRU OKAFOR</w:t>
-      </w:r>
-    </w:p>
-    <w:p>
-      <w:r>
-        <w:t xml:space="preserve">wanjiru.okafor@example.test | +1-555-0128 | Fairmont</w:t>
+        <w:t xml:space="preserve">LIAM WOJCIK</w:t>
+      </w:r>
+    </w:p>
+    <w:p>
+      <w:r>
+        <w:t xml:space="preserve">liam.wojcik@example.test | +1-555-0112 | Fairmont</w:t>
       </w:r>
     </w:p>
     <w:p>
@@ -39,22 +39,22 @@
     </w:p>
     <w:p>
       <w:r>
-        <w:t xml:space="preserve">Telemarketing Agent, CloudKettle (2025–present)</w:t>
-      </w:r>
-    </w:p>
-    <w:p>
-      <w:r>
-        <w:t xml:space="preserve">- Made about 53 outbound calls a day to small businesses to book demos for 3 account managers.</w:t>
-      </w:r>
-    </w:p>
-    <w:p>
-      <w:r>
-        <w:t xml:space="preserve">- Booked about 7 meetings a month and hit the monthly target in 6 of 10 months.</w:t>
-      </w:r>
-    </w:p>
-    <w:p>
-      <w:r>
-        <w:t xml:space="preserve">- Logged calls, follow-ups and lead notes in Pipedrive every day.</w:t>
+        <w:t xml:space="preserve">Inside Sales Representative, Fieldnote Analytics (2025–present)</w:t>
+      </w:r>
+    </w:p>
+    <w:p>
+      <w:r>
+        <w:t xml:space="preserve">- Made about 43 outbound calls a day to small businesses to book demos for 2 account managers.</w:t>
+      </w:r>
+    </w:p>
+    <w:p>
+      <w:r>
+        <w:t xml:space="preserve">- Booked about 9 meetings a month and hit the monthly target in 8 of 10 months.</w:t>
+      </w:r>
+    </w:p>
+    <w:p>
+      <w:r>
+        <w:t xml:space="preserve">- Logged calls, follow-ups and lead notes in HubSpot every day.</w:t>
       </w:r>
     </w:p>
     <w:p>
@@ -74,17 +74,17 @@
     </w:p>
     <w:p>
       <w:r>
-        <w:t xml:space="preserve">Assembly Technician, Vector Components (2024–2025)</w:t>
-      </w:r>
-    </w:p>
-    <w:p>
-      <w:r>
-        <w:t xml:space="preserve">- Assembled circuit boards following technical drawings.</w:t>
-      </w:r>
-    </w:p>
-    <w:p>
-      <w:r>
-        <w:t xml:space="preserve">- Ran quality checks and logged defects.</w:t>
+        <w:t xml:space="preserve">Lab Assistant, Crescent Labs (2024–2025)</w:t>
+      </w:r>
+    </w:p>
+    <w:p>
+      <w:r>
+        <w:t xml:space="preserve">- Prepared samples and recorded results in the lab notebook.</w:t>
+      </w:r>
+    </w:p>
+    <w:p>
+      <w:r>
+        <w:t xml:space="preserve">- Cleaned and calibrated equipment every week.</w:t>
       </w:r>
     </w:p>
     <w:p>
@@ -114,7 +114,7 @@
     </w:p>
     <w:p>
       <w:r>
-        <w:t xml:space="preserve">English</w:t>
+        <w:t xml:space="preserve">English, Hindi</w:t>
       </w:r>
     </w:p>
     <w:p>
@@ -129,7 +129,7 @@
     </w:p>
     <w:p>
       <w:r>
-        <w:t xml:space="preserve">Associate degree in Business</w:t>
+        <w:t xml:space="preserve">High school diploma</w:t>
       </w:r>
     </w:p>
     <w:p>
